--- a/submission_package_IAOS/Known_Censoring_Not_Missingness_integrated_draft_v0_8.docx
+++ b/submission_package_IAOS/Known_Censoring_Not_Missingness_integrated_draft_v0_8.docx
@@ -491,7 +491,7 @@
     </w:p>
     <w:p>
       <w:r>
-        <w:t>The NDB Open Data files used in this analysis are publicly available from the Japan Ministry of Health, Labour and Welfare (https://www.mhlw.go.jp/stf/seisakunitsuite/bunya/0000177182.html). Population denominator data are publicly available from the Statistics Bureau of Japan (https://www.stat.go.jp/english/data/jinsui/). All analysis code and derived non-suppressed output files are openly available on GitHub (https://github.com/haruki00430/ndb-known-censoring-dental-oral) and permanently archived on Zenodo (https://doi.org/10.5281/zenodo.[ZENODO_DOI_TO_BE_ASSIGNED]).</w:t>
+        <w:t>The NDB Open Data files used in this analysis are publicly available from the Japan Ministry of Health, Labour and Welfare (https://www.mhlw.go.jp/stf/seisakunitsuite/bunya/0000177182.html). Population denominator data are publicly available from the Statistics Bureau of Japan (https://www.stat.go.jp/english/data/jinsui/). All analysis code and derived non-suppressed output files are openly available on GitHub (https://github.com/haruki00430/ndb-known-censoring-dental-oral) and permanently archived on Zenodo (https://doi.org/10.5281/zenodo.21257142).</w:t>
       </w:r>
     </w:p>
     <w:p>
